--- a/resources/dist/mapmaker/sheets/roads-trails-and-rails-west-student-sheet-en.docx
+++ b/resources/dist/mapmaker/sheets/roads-trails-and-rails-west-student-sheet-en.docx
@@ -64,7 +64,7 @@
         </w:rPr>
         <w:t xml:space="preserve">Open the map in MapMaker: </w:t>
       </w:r>
-      <w:hyperlink w:history="1" r:id="rIdpdyszjiam_w2qoffmasrs">
+      <w:hyperlink w:history="1" r:id="rIdwst5_nwvlfktb79ucfcmn">
         <w:r>
           <w:rPr>
             <w:i/>

--- a/resources/dist/mapmaker/sheets/roads-trails-and-rails-west-student-sheet-en.docx
+++ b/resources/dist/mapmaker/sheets/roads-trails-and-rails-west-student-sheet-en.docx
@@ -64,7 +64,7 @@
         </w:rPr>
         <w:t xml:space="preserve">Open the map in MapMaker: </w:t>
       </w:r>
-      <w:hyperlink w:history="1" r:id="rIdwst5_nwvlfktb79ucfcmn">
+      <w:hyperlink w:history="1" r:id="rIdqazh3tcgoz3ykczs_o_ko">
         <w:r>
           <w:rPr>
             <w:i/>

--- a/resources/dist/mapmaker/sheets/roads-trails-and-rails-west-student-sheet-en.docx
+++ b/resources/dist/mapmaker/sheets/roads-trails-and-rails-west-student-sheet-en.docx
@@ -64,7 +64,7 @@
         </w:rPr>
         <w:t xml:space="preserve">Open the map in MapMaker: </w:t>
       </w:r>
-      <w:hyperlink w:history="1" r:id="rIdqazh3tcgoz3ykczs_o_ko">
+      <w:hyperlink w:history="1" r:id="rIdrgtyqmruwz3r96c7rhbjl">
         <w:r>
           <w:rPr>
             <w:i/>
@@ -824,7 +824,7 @@
       <w:pStyle w:val="Credits"/>
     </w:pPr>
     <w:r>
-      <w:t xml:space="preserve">Roads, Trails, and Rails West, 0.7.0.</w:t>
+      <w:t xml:space="preserve">Roads, Trails, and Rails West, 0.7.1.</w:t>
     </w:r>
   </w:p>
 </w:ftr>

--- a/resources/dist/mapmaker/sheets/roads-trails-and-rails-west-student-sheet-en.docx
+++ b/resources/dist/mapmaker/sheets/roads-trails-and-rails-west-student-sheet-en.docx
@@ -55,7 +55,7 @@
     </w:p>
     <w:p>
       <w:pPr>
-        <w:spacing w:after="40"/>
+        <w:spacing w:after="160"/>
       </w:pPr>
       <w:r>
         <w:rPr>
@@ -64,7 +64,7 @@
         </w:rPr>
         <w:t xml:space="preserve">Open the map in MapMaker: </w:t>
       </w:r>
-      <w:hyperlink w:history="1" r:id="rIdrgtyqmruwz3r96c7rhbjl">
+      <w:hyperlink w:history="1" r:id="rId7gw5i7u6gsnvhleadzebc">
         <w:r>
           <w:rPr>
             <w:i/>
@@ -78,15 +78,6 @@
     </w:p>
     <w:p>
       <w:pPr>
-        <w:pStyle w:val="Credits"/>
-        <w:spacing w:after="160"/>
-      </w:pPr>
-      <w:r>
-        <w:t xml:space="preserve">Map address: https://mpmkr.maps.arcgis.com/apps/instant/atlas/index.html?appid=0cd1cdee853c413a84bfe4b9a6931f0d&amp;webmap=3ec83a9d66454ade8aead0a64872d931</w:t>
-      </w:r>
-    </w:p>
-    <w:p>
-      <w:pPr>
         <w:pStyle w:val="Heading2"/>
         <w:spacing w:after="20" w:before="80"/>
       </w:pPr>
@@ -750,19 +741,6 @@
       </w:pPr>
       <w:r>
         <w:t xml:space="preserve"/>
-      </w:r>
-    </w:p>
-    <w:p>
-      <w:pPr>
-        <w:pStyle w:val="Credits"/>
-        <w:spacing w:before="60" w:line="190"/>
-      </w:pPr>
-      <w:r>
-        <w:rPr>
-          <w:sz w:val="16"/>
-          <w:szCs w:val="16"/>
-        </w:rPr>
-        <w:t xml:space="preserve">Map data: National Geographic Education, from National Park Service trail information; Jeremy Atack, historical railroad data (ICPSR 36353), prepared by the MapMaker team; Native Land Digital.</w:t>
       </w:r>
     </w:p>
     <w:sectPr>

--- a/resources/dist/mapmaker/sheets/roads-trails-and-rails-west-student-sheet-en.docx
+++ b/resources/dist/mapmaker/sheets/roads-trails-and-rails-west-student-sheet-en.docx
@@ -64,7 +64,7 @@
         </w:rPr>
         <w:t xml:space="preserve">Open the map in MapMaker: </w:t>
       </w:r>
-      <w:hyperlink w:history="1" r:id="rId7gw5i7u6gsnvhleadzebc">
+      <w:hyperlink w:history="1" r:id="rIdbnxamnyfiwkwr-uhiwkan">
         <w:r>
           <w:rPr>
             <w:i/>

--- a/resources/dist/mapmaker/sheets/roads-trails-and-rails-west-student-sheet-en.docx
+++ b/resources/dist/mapmaker/sheets/roads-trails-and-rails-west-student-sheet-en.docx
@@ -64,7 +64,7 @@
         </w:rPr>
         <w:t xml:space="preserve">Open the map in MapMaker: </w:t>
       </w:r>
-      <w:hyperlink w:history="1" r:id="rIdbnxamnyfiwkwr-uhiwkan">
+      <w:hyperlink w:history="1" r:id="rIdj9pyo4wjmfv1krpuh-3pv">
         <w:r>
           <w:rPr>
             <w:i/>
@@ -802,7 +802,7 @@
       <w:pStyle w:val="Credits"/>
     </w:pPr>
     <w:r>
-      <w:t xml:space="preserve">Roads, Trails, and Rails West, 0.7.1.</w:t>
+      <w:t xml:space="preserve">Roads, Trails, and Rails West, 0.7.2.</w:t>
     </w:r>
   </w:p>
 </w:ftr>

--- a/resources/dist/mapmaker/sheets/roads-trails-and-rails-west-student-sheet-en.docx
+++ b/resources/dist/mapmaker/sheets/roads-trails-and-rails-west-student-sheet-en.docx
@@ -64,7 +64,7 @@
         </w:rPr>
         <w:t xml:space="preserve">Open the map in MapMaker: </w:t>
       </w:r>
-      <w:hyperlink w:history="1" r:id="rIdj9pyo4wjmfv1krpuh-3pv">
+      <w:hyperlink w:history="1" r:id="rIdi2tt-fe4th5qa1f31siic">
         <w:r>
           <w:rPr>
             <w:i/>

--- a/resources/dist/mapmaker/sheets/roads-trails-and-rails-west-student-sheet-en.docx
+++ b/resources/dist/mapmaker/sheets/roads-trails-and-rails-west-student-sheet-en.docx
@@ -64,7 +64,7 @@
         </w:rPr>
         <w:t xml:space="preserve">Open the map in MapMaker: </w:t>
       </w:r>
-      <w:hyperlink w:history="1" r:id="rIdi2tt-fe4th5qa1f31siic">
+      <w:hyperlink w:history="1" r:id="rIduphg9b8g_axkjd-evwbxa">
         <w:r>
           <w:rPr>
             <w:i/>

--- a/resources/dist/mapmaker/sheets/roads-trails-and-rails-west-student-sheet-en.docx
+++ b/resources/dist/mapmaker/sheets/roads-trails-and-rails-west-student-sheet-en.docx
@@ -64,7 +64,7 @@
         </w:rPr>
         <w:t xml:space="preserve">Open the map in MapMaker: </w:t>
       </w:r>
-      <w:hyperlink w:history="1" r:id="rIduphg9b8g_axkjd-evwbxa">
+      <w:hyperlink w:history="1" r:id="rIdc_vybr3bgvglq-m9-oq5o">
         <w:r>
           <w:rPr>
             <w:i/>
